--- a/inst/templates/advice_template.docx
+++ b/inst/templates/advice_template.docx
@@ -1794,6 +1794,24 @@
       <w:rFonts w:ascii="Calibri" w:hAnsi="Calibri" w:cs="Calibri"/>
       <w:sz w:val="20"/>
       <w:szCs w:val="20"/>
+    </w:rPr>
+  </w:style>
+  <w:style w:type="paragraph" w:customStyle="1" w:styleId="CitationBox">
+    <w:name w:val="Citation box"/>
+    <w:basedOn w:val="Normal"/>
+    <w:qFormat/>
+    <w:pPr>
+      <w:pBdr>
+        <w:top w:val="single" w:sz="6" w:space="4" w:color="000000"/>
+        <w:left w:val="single" w:sz="6" w:space="4" w:color="000000"/>
+        <w:bottom w:val="single" w:sz="6" w:space="4" w:color="000000"/>
+        <w:right w:val="single" w:sz="6" w:space="4" w:color="000000"/>
+      </w:pBdr>
+      <w:spacing w:before="0" w:after="0"/>
+    </w:pPr>
+    <w:rPr>
+      <w:sz w:val="18"/>
+      <w:szCs w:val="18"/>
     </w:rPr>
   </w:style>
 </w:styles>
